--- a/data/revised_2026-10_full/outputs/v2/Chemistry/SS2.1_Introduction_to_Salts/Chemistry_Introduction_to_Salts_SummaryTable.docx
+++ b/data/revised_2026-10_full/outputs/v2/Chemistry/SS2.1_Introduction_to_Salts/Chemistry_Introduction_to_Salts_SummaryTable.docx
@@ -1848,7 +1848,7 @@
         </w:rPr>
         <w:t xml:space="preserve">© 2026 SeaVuria and ARES. This work is licensed under a </w:t>
       </w:r>
-      <w:hyperlink w:history="1" r:id="rIdgqs4ciba_7qsaplw6z4oj">
+      <w:hyperlink w:history="1" r:id="rId0llncpfebqygtrzughspr">
         <w:r>
           <w:rPr>
             <w:rFonts w:ascii="Arial" w:cs="Arial" w:eastAsia="Arial" w:hAnsi="Arial"/>
@@ -1868,7 +1868,7 @@
         </w:rPr>
         <w:t xml:space="preserve"> (</w:t>
       </w:r>
-      <w:hyperlink w:history="1" r:id="rIdviyeatitynyd98tw5cf5v">
+      <w:hyperlink w:history="1" r:id="rIdybl3mplyzmjdohg_l5uhu">
         <w:r>
           <w:rPr>
             <w:rFonts w:ascii="Arial" w:cs="Arial" w:eastAsia="Arial" w:hAnsi="Arial"/>
@@ -1888,7 +1888,7 @@
         </w:rPr>
         <w:t xml:space="preserve">). To view a copy of this license, visit </w:t>
       </w:r>
-      <w:hyperlink w:history="1" r:id="rIdvehjy9_nxvzmsw7x3fzkd">
+      <w:hyperlink w:history="1" r:id="rIdi3thcxlfaf7u-ktact2r_">
         <w:r>
           <w:rPr>
             <w:rFonts w:ascii="Arial" w:cs="Arial" w:eastAsia="Arial" w:hAnsi="Arial"/>
